--- a/ky/discovery-articles/6.23 Кино.docx
+++ b/ky/discovery-articles/6.23 Кино.docx
@@ -4,564 +4,374 @@
   <w:body>
     <w:p>
       <w:pPr>
-        <w:keepNext/>
-        <w:spacing w:before="280" w:after="120"/>
+        <w:pStyle w:val="Title"/>
+        <w:widowControl/>
       </w:pPr>
       <w:r>
-        <w:rPr>
-          <w:rFonts w:ascii="Calibri" w:hAnsi="Calibri" w:eastAsia="Calibri"/>
-          <w:b/>
-          <w:i w:val="0"/>
-          <w:color w:val="004E8C"/>
-          <w:sz w:val="44"/>
-        </w:rPr>
         <w:t>6.23 Кино</w:t>
       </w:r>
     </w:p>
     <w:p>
       <w:pPr>
-        <w:spacing w:after="80"/>
+        <w:keepNext/>
+        <w:widowControl/>
       </w:pPr>
       <w:r>
         <w:rPr>
-          <w:rFonts w:ascii="Calibri" w:hAnsi="Calibri" w:eastAsia="Calibri"/>
-          <w:b w:val="0"/>
-          <w:i/>
-          <w:color w:val="505050"/>
-          <w:sz w:val="22"/>
+          <w:sz w:val="20"/>
         </w:rPr>
         <w:t>6. Санарип технологиялар, космос жана байланыш</w:t>
       </w:r>
     </w:p>
     <w:p>
       <w:pPr>
-        <w:spacing w:after="200"/>
+        <w:keepNext/>
+        <w:widowControl/>
       </w:pPr>
       <w:r>
         <w:rPr>
-          <w:rFonts w:ascii="Calibri" w:hAnsi="Calibri" w:eastAsia="Calibri"/>
-          <w:b w:val="0"/>
-          <w:i/>
-          <w:sz w:val="22"/>
+          <w:sz w:val="20"/>
         </w:rPr>
-        <w:t>Мезгил: 1890-жылдар чамасындагы экранга түшүрүлгөн кыймылдуу сүрөттөр; ага чейинки хронофотография; XX кылымдагы киностудиялар жана кийинки санарип кино | Негизги өкүлдөр: Эдвард Майбридж; Этьен-Жюль Маре; Томас Эдисон жана У. К. Л. Диксон; Огюст жана Луи Люмьер; кийинки режиссёрлор жана инженерлер</w:t>
+        <w:t>Мезгил: 1890-жылдар (экрандагы кыймылдуу сүрөттөр); мурдагы кыймыл фотосериялары; XX кылымдагы студиялар жана кийинки санарип кино | Негизги салым кошкондор: Эдвард Мейбридж; Этьен-Жюль Марей; Томас Эдисон жана У. К. Л. Диксон; Огюст жана Луи Люмьер; кийин кинорежиссёрлор жана инженерлер</w:t>
       </w:r>
     </w:p>
     <w:p>
       <w:pPr>
-        <w:spacing w:after="160" w:line="276" w:lineRule="auto"/>
+        <w:widowControl/>
       </w:pPr>
       <w:r>
-        <w:rPr>
-          <w:rFonts w:ascii="Calibri" w:hAnsi="Calibri" w:eastAsia="Calibri"/>
-          <w:b w:val="0"/>
-          <w:i w:val="0"/>
-          <w:sz w:val="22"/>
-        </w:rPr>
-        <w:t>Кино сүрөттөрдү тез-тез ырааттуу көрсөтүп, жалпы көрүүчүлөр үчүн кыймылдын элесин жаратат. Ал баяндоо, жаңылык жана эс алууну дүйнөлүк визуалдык өнөр жайга айлантты.</w:t>
+        <w:t>Кино сүрөттөрдү тез ыраатта көрсөтүп, чогулган көрүүчүгө кыймыл элесин жаратат. Ал окуя баяндоону, жаңылыкты жана эс алууну дүйнөлүк визуалдык өнөр жайга айландырган.</w:t>
       </w:r>
     </w:p>
     <w:p>
       <w:pPr>
-        <w:keepNext/>
-        <w:spacing w:before="240" w:after="120"/>
+        <w:pStyle w:val="Heading1"/>
+        <w:widowControl/>
       </w:pPr>
       <w:r>
-        <w:rPr>
-          <w:rFonts w:ascii="Calibri" w:hAnsi="Calibri" w:eastAsia="Calibri"/>
-          <w:b/>
-          <w:i w:val="0"/>
-          <w:color w:val="004E8C"/>
-          <w:sz w:val="28"/>
-        </w:rPr>
-        <w:t>Негизги фактылар</w:t>
+        <w:t>Негизги маалыматтар</w:t>
       </w:r>
     </w:p>
     <w:p>
       <w:pPr>
         <w:pStyle w:val="ListBullet"/>
+        <w:widowControl/>
       </w:pPr>
       <w:r>
-        <w:rPr>
-          <w:rFonts w:ascii="Calibri" w:hAnsi="Calibri" w:eastAsia="Calibri"/>
-          <w:b w:val="0"/>
-          <w:i w:val="0"/>
-          <w:sz w:val="22"/>
-        </w:rPr>
-        <w:t>Майбридж менен Маре коомдук кино пайда болгонго чейин эле ырааттуу сүрөттөр аркылуу кыймылды изилдеген</w:t>
+        <w:t>Мейбридж менен Марей коомдук кинодон мурда кыймылды удаалаш сүрөттөр менен талдаган.</w:t>
       </w:r>
     </w:p>
     <w:p>
       <w:pPr>
         <w:pStyle w:val="ListBullet"/>
+        <w:widowControl/>
       </w:pPr>
       <w:r>
-        <w:rPr>
-          <w:rFonts w:ascii="Calibri" w:hAnsi="Calibri" w:eastAsia="Calibri"/>
-          <w:b w:val="0"/>
-          <w:i w:val="0"/>
-          <w:sz w:val="22"/>
-        </w:rPr>
-        <w:t>Люмьер бир туугандар 1895-жылы Парижде экранга түшүрүлгөн алгачкы коомдук кино көрсөтүүлөрдүн бирин уюштурган</w:t>
+        <w:t>Бир тууган Люмьерлер 1895-жылы Парижде алгачкы ачык экрандык көрсөтүүлөрдү өткөргөн.</w:t>
       </w:r>
     </w:p>
     <w:p>
       <w:pPr>
         <w:pStyle w:val="ListBullet"/>
+        <w:widowControl/>
       </w:pPr>
       <w:r>
-        <w:rPr>
-          <w:rFonts w:ascii="Calibri" w:hAnsi="Calibri" w:eastAsia="Calibri"/>
-          <w:b w:val="0"/>
-          <w:i w:val="0"/>
-          <w:sz w:val="22"/>
-        </w:rPr>
-        <w:t>Эдисондун компаниясы бир адам карай турган кинетоскопторду жана аларга ылайык камераларды иштеп чыккан</w:t>
+        <w:t>Эдисондун компаниясы бир адам тешиктен көргөн кинетоскопторду жана тектеш камераларды өнүктүргөн.</w:t>
       </w:r>
     </w:p>
     <w:p>
       <w:pPr>
         <w:pStyle w:val="ListBullet"/>
+        <w:widowControl/>
       </w:pPr>
       <w:r>
-        <w:rPr>
-          <w:rFonts w:ascii="Calibri" w:hAnsi="Calibri" w:eastAsia="Calibri"/>
-          <w:b w:val="0"/>
-          <w:i w:val="0"/>
-          <w:sz w:val="22"/>
-        </w:rPr>
-        <w:t>Үн, түс жана кийин санарип тартуу технологиясы кадрга негизделген логиканы сактап туруп, кинону өзгөрткөн</w:t>
+        <w:t>Үн, түс жана кийин санарип тартуу каражатты өзгөрткөн, бирок кадр логикасын сактаган.</w:t>
       </w:r>
     </w:p>
     <w:p>
       <w:pPr>
         <w:pStyle w:val="ListBullet"/>
+        <w:widowControl/>
       </w:pPr>
       <w:r>
-        <w:rPr>
-          <w:rFonts w:ascii="Calibri" w:hAnsi="Calibri" w:eastAsia="Calibri"/>
-          <w:b w:val="0"/>
-          <w:i w:val="0"/>
-          <w:sz w:val="22"/>
-        </w:rPr>
-        <w:t>Кино калыптандырган көңүл буруу адаттарын телекөрсөтүү менен агымдык видео бүгүн да мурастап келет</w:t>
+        <w:t>Кино азыр телекөрсөтүү менен агымдык кызматтар мурастаган көрүү адаттарын үйрөткөн.</w:t>
       </w:r>
     </w:p>
     <w:p>
       <w:pPr>
-        <w:keepNext/>
-        <w:spacing w:before="240" w:after="120"/>
+        <w:pStyle w:val="Heading1"/>
+        <w:widowControl/>
       </w:pPr>
       <w:r>
-        <w:rPr>
-          <w:rFonts w:ascii="Calibri" w:hAnsi="Calibri" w:eastAsia="Calibri"/>
-          <w:b/>
-          <w:i w:val="0"/>
-          <w:color w:val="004E8C"/>
-          <w:sz w:val="28"/>
-        </w:rPr>
-        <w:t>Бул эмне</w:t>
+        <w:t>Бул эмне?</w:t>
       </w:r>
     </w:p>
     <w:p>
       <w:pPr>
-        <w:spacing w:after="160" w:line="276" w:lineRule="auto"/>
+        <w:widowControl/>
       </w:pPr>
       <w:r>
-        <w:rPr>
-          <w:rFonts w:ascii="Calibri" w:hAnsi="Calibri" w:eastAsia="Calibri"/>
-          <w:b w:val="0"/>
-          <w:i w:val="0"/>
-          <w:sz w:val="22"/>
-        </w:rPr>
-        <w:t>Кино — өзүнчө тартылган кадрларды көз менен мээ үзгүлтүксүз кыймыл катары кабыл ала турган ылдамдыкта жазып жана көрсөтүү өнөрү менен технологиясы. Камера, пленка же санарип сенсор жана проектор же экран бир чынжырды түзөт. Монтаж, үн жана баяндоо чеберчилиги ошол оптикалык ыкманын үстүнө курулат. Жөнөкөй айтканда, кино — элдин алдында басканды үйрөнгөн фотография.</w:t>
+        <w:t>Кино фотографиялык кадрларды көз менен мээ үзгүлтүксүз кыймыл катары кабыл ала турган ылдамдыкта жазуу жана көрсөтүү өнөрү менен технологиясы. Камера, пленка же санарип сенсор, проектор же экран чынжыр түзөт. Монтаж, үн жана окуя куруу ошол оптикалык ыкмага кошулат. Бул элдин алдында кыймылдай баштаган фотографиядай.</w:t>
       </w:r>
     </w:p>
     <w:p>
       <w:pPr>
-        <w:keepNext/>
-        <w:spacing w:before="240" w:after="120"/>
+        <w:pStyle w:val="Heading1"/>
+        <w:widowControl/>
       </w:pPr>
       <w:r>
-        <w:rPr>
-          <w:rFonts w:ascii="Calibri" w:hAnsi="Calibri" w:eastAsia="Calibri"/>
-          <w:b/>
-          <w:i w:val="0"/>
-          <w:color w:val="004E8C"/>
-          <w:sz w:val="28"/>
-        </w:rPr>
-        <w:t>Аны ким ачкан же ойлоп тапкан</w:t>
+        <w:t xml:space="preserve">Ким ойлоп тапкан</w:t>
       </w:r>
     </w:p>
     <w:p>
       <w:pPr>
-        <w:spacing w:after="160" w:line="276" w:lineRule="auto"/>
+        <w:widowControl/>
       </w:pPr>
       <w:r>
-        <w:rPr>
-          <w:rFonts w:ascii="Calibri" w:hAnsi="Calibri" w:eastAsia="Calibri"/>
-          <w:b w:val="0"/>
-          <w:i w:val="0"/>
-          <w:sz w:val="22"/>
-        </w:rPr>
-        <w:t>Майбридж менен Маренин кыймылды талдоосу киного жол даярдаган. Эдисондун лабораториясы жана Люмьер бир туугандар камера менен экранга көрсөтүүнү акы төлөгөн көрүүчүлөр үчүн коммерциялаштырган; көптөгөн атаандаштар патент жана формат үчүн күрөшкөн. Кинонун жалгыз ойлоп табуучусу жок: ал химиянын, механиканын жана оюн-зоок ишкердигинин биригишинен жаралган. Белгилүү ысымдар эл көп болгон тармактын символдору гана.</w:t>
+        <w:t>Мейбридж менен Марейдин кыймыл талдоосу негиз даярдаган. Эдисондун лабораториясы жана Люмьерлер камера менен көрсөтүүнү акы төлөгөн аудиторияга чыгарган; көп атаандаш патент жана формат үчүн талашкан. Кинонун жалгыз ойлоп табуучусу жок — ал химия, механика жана көңүл ачуу ишинин биригиши. Белгилүү аттар көп катышуучулуу тармакты билдирет.</w:t>
       </w:r>
     </w:p>
     <w:p>
       <w:pPr>
-        <w:keepNext/>
-        <w:spacing w:before="240" w:after="120"/>
+        <w:pStyle w:val="Heading1"/>
+        <w:widowControl/>
       </w:pPr>
       <w:r>
-        <w:rPr>
-          <w:rFonts w:ascii="Calibri" w:hAnsi="Calibri" w:eastAsia="Calibri"/>
-          <w:b/>
-          <w:i w:val="0"/>
-          <w:color w:val="004E8C"/>
-          <w:sz w:val="28"/>
-        </w:rPr>
-        <w:t>Качан жана кантип пайда болгон</w:t>
+        <w:t>Качан жана кантип пайда болгон?</w:t>
       </w:r>
     </w:p>
     <w:p>
       <w:pPr>
-        <w:spacing w:after="160" w:line="276" w:lineRule="auto"/>
+        <w:widowControl/>
       </w:pPr>
       <w:r>
-        <w:rPr>
-          <w:rFonts w:ascii="Calibri" w:hAnsi="Calibri" w:eastAsia="Calibri"/>
-          <w:b w:val="0"/>
-          <w:i w:val="0"/>
-          <w:sz w:val="22"/>
-        </w:rPr>
-        <w:t>1895-жылдан кийинки коомдук көрсөтүүлөрдөн соң чакан кинозалдар, андан кийин атайын курулган театрлар дүйнөгө жайылды. 1910–1920-жылдары Голливуд жана башка студиялык системалар окуялуу тасма чыгарууну өнөр жайга айлантты. 1920-жылдардын аягында үн, кийин түс жанрларды кайра өзгөрттү. Телекөрсөтүү кинотеатрга, үй видеосу экөөнө тең, ал эми агымдык кызматтар баарына атаандаш болду. Санарип камералар менен компьютердик графика өндүрүштү өзгөрткөнү менен, кыймылды кадрлардын ылдам алмашуусу аркылуу түзүү принциби сакталды.</w:t>
+        <w:t>1895-жылдагы ачык көрсөтүүлөрдөн кийин арзан чакан кино жайлар, андан соң атайын театрлар дүйнөгө тараган. Голливуд жана башка студия системалары 1910–1920-жылдары окуя өндүрүшүн өнөр жайлык кылган. 1920-жылдардын аягындагы үн, кийин түс жанрларды өзгөрткөн. Телевидение кинотеатрга, үй видеосу менен интернет агымы экөөнө тең атаандашкан. Санарип камера жана компьютер түзгөн сүрөттөр — CGI — кадр ылдамдыгынын элесин сактап, өндүрүштү өзгөрткөн.</w:t>
       </w:r>
     </w:p>
     <w:p>
       <w:pPr>
-        <w:keepNext/>
-        <w:spacing w:before="240" w:after="120"/>
+        <w:pStyle w:val="Heading1"/>
+        <w:widowControl/>
       </w:pPr>
       <w:r>
-        <w:rPr>
-          <w:rFonts w:ascii="Calibri" w:hAnsi="Calibri" w:eastAsia="Calibri"/>
-          <w:b/>
-          <w:i w:val="0"/>
-          <w:color w:val="004E8C"/>
-          <w:sz w:val="28"/>
-        </w:rPr>
-        <w:t>Илимий жактан мааниси</w:t>
+        <w:t>Илим үчүн мааниси</w:t>
       </w:r>
     </w:p>
     <w:p>
       <w:pPr>
-        <w:spacing w:after="160" w:line="276" w:lineRule="auto"/>
+        <w:widowControl/>
       </w:pPr>
       <w:r>
-        <w:rPr>
-          <w:rFonts w:ascii="Calibri" w:hAnsi="Calibri" w:eastAsia="Calibri"/>
-          <w:b w:val="0"/>
-          <w:i w:val="0"/>
-          <w:sz w:val="22"/>
-        </w:rPr>
-        <w:t>Кино так убакытты, фотохимияны, кийин сүрөттү жазуу жана көрсөтүү электроникасын өнүктүрүүгө түрткү берди. Ал адамдын көрүү кабылдоосунун практикалык изилдөөсү болуп саналат. Кадр ылдамдыгы, экспозиция жана үндү сүрөткө шайкеш келтирүү инженердик стандарттарга айланды. Компьютердик графика менен кысуу кодектери дагы эле секундасына кадр менен өлчөнөт. Кыймылдуу сүрөттөр ырааттуу кыймылсыз кадрлар үзгүлтүксүз убакыттын элесин жарата аларын көрсөттү.</w:t>
+        <w:t>Кино так убакытты, фотохимияны, кийин сүрөт алуу жана көрсөтүү электроникасын талап кылган. Ал адамдын көрүүсүн кабыл алууну практикада изилдейт. Кадр ылдамдыгы, экспозиция жана шайкештөө инженердик стандарттарга айланган. Компьютердик графика жана кысуу кодектери дагы эле секундадагы кадр менен эсептейт. Удаалаш кыймылсыз сүрөт үзгүлтүксүз убакытты көрсөтө алары далилденген.</w:t>
       </w:r>
     </w:p>
     <w:p>
       <w:pPr>
-        <w:keepNext/>
-        <w:spacing w:before="240" w:after="120"/>
+        <w:pStyle w:val="Heading1"/>
+        <w:widowControl/>
       </w:pPr>
       <w:r>
-        <w:rPr>
-          <w:rFonts w:ascii="Calibri" w:hAnsi="Calibri" w:eastAsia="Calibri"/>
-          <w:b/>
-          <w:i w:val="0"/>
-          <w:color w:val="004E8C"/>
-          <w:sz w:val="28"/>
-        </w:rPr>
-        <w:t>Кийинки өнүгүүлөргө тийгизген таасири</w:t>
+        <w:t>Кийинки өнүгүүгө тийгизген таасири</w:t>
       </w:r>
     </w:p>
     <w:p>
       <w:pPr>
-        <w:spacing w:after="160" w:line="276" w:lineRule="auto"/>
+        <w:widowControl/>
       </w:pPr>
       <w:r>
-        <w:rPr>
-          <w:rFonts w:ascii="Calibri" w:hAnsi="Calibri" w:eastAsia="Calibri"/>
-          <w:b w:val="0"/>
-          <w:i w:val="0"/>
-          <w:sz w:val="22"/>
-        </w:rPr>
-        <w:t>Телекөрсөтүү, видеооюн жана онлайн видео кадр алмаштыруу, жакындан тартуу, музыка сыяктуу кино тилин мурастаган. Жарнама менен саясат кыймылдуу сүрөт аркылуу сүйлөөнү үйрөндү. Киноархивдер XX кылымдын негизги тарыхый булактарынын бири. Санарип платформалар «тасманы» дагы эле өзүнчө маданий продукт катары сатат. Экран канча жолу өзгөрбөсүн, кинонун грамматикасы жашап калды.</w:t>
+        <w:t>Телекөрсөтүү, видео оюн жана онлайн видео кинонун тилин — кадр алмаштыруу, жакын планда көрсөтүү, музыкалык коштоо — мурастаган. Жарнама менен саясат кыймылдуу сүрөт менен сүйлөөнү үйрөнгөн. Кино архиви XX кылымдын баштапкы булагы. Санарип платформалар дагы эле «фильмди» маданий бирдик катары сатат. Бул тил ар бир жаңы экранда жашап калган.</w:t>
       </w:r>
     </w:p>
     <w:p>
       <w:pPr>
-        <w:keepNext/>
-        <w:spacing w:before="240" w:after="120"/>
+        <w:pStyle w:val="Heading1"/>
+        <w:widowControl/>
       </w:pPr>
       <w:r>
-        <w:rPr>
-          <w:rFonts w:ascii="Calibri" w:hAnsi="Calibri" w:eastAsia="Calibri"/>
-          <w:b/>
-          <w:i w:val="0"/>
-          <w:color w:val="004E8C"/>
-          <w:sz w:val="28"/>
-        </w:rPr>
-        <w:t>Адамдардын жашоосун кантип өзгөрткөн</w:t>
+        <w:t>Адамдардын жашоосун кантип өзгөрткөн?</w:t>
       </w:r>
     </w:p>
     <w:p>
       <w:pPr>
-        <w:spacing w:after="160" w:line="276" w:lineRule="auto"/>
+        <w:widowControl/>
       </w:pPr>
       <w:r>
-        <w:rPr>
-          <w:rFonts w:ascii="Calibri" w:hAnsi="Calibri" w:eastAsia="Calibri"/>
-          <w:b w:val="0"/>
-          <w:i w:val="0"/>
-          <w:sz w:val="22"/>
-        </w:rPr>
-        <w:t>Кечки көңүл ачуу, жылдыздар маданияты жана улуттук жалпы баяндар көп учурда кино аркылуу калыптанды. Адамдар алыстагы жүздөрдү жана согуштарды экрандагы окуялардан тааныды. Эс алдыруучу кыял менен үгүт бир эле пленкада тарады. Агымдык кызмат экранды үйгө көчүрдү, бирок кыймылдуу окуяга болгон муктаждык өзгөргөн жок.</w:t>
+        <w:t>Кечинде сыртка чыгуу, атактуулар маданияты жана жалпы улуттук баяндар көп учурда кино аркылуу өткөн. Адамдар алыскы жүздү жана согушту экрандагы окуядан тааныган. Эс алуу менен үгүт бир эле тасмада жүргөн. Интернет агымы экранды үйгө көчүрсө да, кыймылдуу окуяга кызыгуу сакталган.</w:t>
       </w:r>
     </w:p>
     <w:p>
       <w:pPr>
-        <w:keepNext/>
-        <w:spacing w:before="240" w:after="120"/>
+        <w:pStyle w:val="Heading1"/>
+        <w:widowControl/>
       </w:pPr>
       <w:r>
-        <w:rPr>
-          <w:rFonts w:ascii="Calibri" w:hAnsi="Calibri" w:eastAsia="Calibri"/>
-          <w:b/>
-          <w:i w:val="0"/>
-          <w:color w:val="004E8C"/>
-          <w:sz w:val="28"/>
-        </w:rPr>
-        <w:t>Булактар жана шилтемелер</w:t>
+        <w:t>Булактар жана кошумча окуу</w:t>
       </w:r>
     </w:p>
     <w:p>
       <w:pPr>
-        <w:keepNext/>
-        <w:spacing w:before="240" w:after="120"/>
+        <w:pStyle w:val="Heading2"/>
+        <w:widowControl/>
       </w:pPr>
       <w:r>
         <w:rPr>
-          <w:rFonts w:ascii="Calibri" w:hAnsi="Calibri" w:eastAsia="Calibri"/>
-          <w:b/>
-          <w:i w:val="0"/>
-          <w:color w:val="004E8C"/>
-          <w:sz w:val="24"/>
+          <w:sz w:val="20"/>
         </w:rPr>
-        <w:t>A. Китептер жана негизги илимий эмгектер</w:t>
+        <w:t>Китептер жана негизги илимий эмгектер</w:t>
       </w:r>
     </w:p>
     <w:p>
       <w:pPr>
-        <w:spacing w:after="80"/>
-        <w:ind w:left="360"/>
+        <w:widowControl/>
       </w:pPr>
       <w:r>
         <w:rPr>
-          <w:rFonts w:ascii="Calibri" w:hAnsi="Calibri" w:eastAsia="Calibri"/>
-          <w:b w:val="0"/>
-          <w:i w:val="0"/>
-          <w:sz w:val="22"/>
+          <w:sz w:val="20"/>
         </w:rPr>
         <w:t>1. Cook, David A. A History of Narrative Film. New York: W. W. Norton (multiple editions).</w:t>
       </w:r>
     </w:p>
     <w:p>
       <w:pPr>
-        <w:keepNext/>
-        <w:spacing w:before="240" w:after="120"/>
+        <w:pStyle w:val="Heading2"/>
+        <w:widowControl/>
       </w:pPr>
       <w:r>
         <w:rPr>
-          <w:rFonts w:ascii="Calibri" w:hAnsi="Calibri" w:eastAsia="Calibri"/>
-          <w:b/>
-          <w:i w:val="0"/>
-          <w:color w:val="004E8C"/>
-          <w:sz w:val="24"/>
+          <w:sz w:val="20"/>
         </w:rPr>
-        <w:t>C. Мекемелердин материалдары жана энциклопедиялык булактар</w:t>
+        <w:t>Уюмдардын жана энциклопедиялардын материалдары</w:t>
       </w:r>
     </w:p>
     <w:p>
       <w:pPr>
-        <w:spacing w:after="80"/>
-        <w:ind w:left="360"/>
+        <w:widowControl/>
       </w:pPr>
       <w:r>
         <w:rPr>
-          <w:rFonts w:ascii="Calibri" w:hAnsi="Calibri" w:eastAsia="Calibri"/>
-          <w:b w:val="0"/>
-          <w:i w:val="0"/>
-          <w:sz w:val="22"/>
+          <w:sz w:val="20"/>
         </w:rPr>
-        <w:t>1. Encyclopaedia Britannica. «Кино тарыхы».</w:t>
-      </w:r>
-      <w:r>
-        <w:rPr>
-          <w:rFonts w:ascii="Calibri" w:hAnsi="Calibri" w:eastAsia="Calibri"/>
-          <w:b w:val="0"/>
-          <w:i w:val="0"/>
-          <w:sz w:val="22"/>
-        </w:rPr>
-        <w:t xml:space="preserve"> </w:t>
+        <w:t xml:space="preserve">1. Encyclopaedia Britannica. 'History of the motion picture.' </w:t>
       </w:r>
       <w:hyperlink r:id="rId9">
         <w:r>
           <w:rPr>
-            <w:rFonts w:ascii="Calibri" w:hAnsi="Calibri" w:eastAsia="Calibri"/>
-            <w:b w:val="0"/>
-            <w:i w:val="0"/>
-            <w:sz w:val="22"/>
-            <w:color w:val="0563C1"/>
-            <w:u w:val="single"/>
+            <w:sz w:val="20"/>
           </w:rPr>
           <w:t>https://www.britannica.com/art/history-of-the-motion-picture</w:t>
         </w:r>
       </w:hyperlink>
+      <w:r>
+        <w:rPr>
+          <w:sz w:val="20"/>
+        </w:rPr>
+      </w:r>
     </w:p>
     <w:p>
       <w:pPr>
-        <w:spacing w:after="80"/>
-        <w:ind w:left="360"/>
+        <w:widowControl/>
       </w:pPr>
       <w:r>
         <w:rPr>
-          <w:rFonts w:ascii="Calibri" w:hAnsi="Calibri" w:eastAsia="Calibri"/>
-          <w:b w:val="0"/>
-          <w:i w:val="0"/>
-          <w:sz w:val="22"/>
+          <w:sz w:val="20"/>
         </w:rPr>
-        <w:t>2. Encyclopaedia Britannica. «Люмьер бир туугандар».</w:t>
-      </w:r>
-      <w:r>
-        <w:rPr>
-          <w:rFonts w:ascii="Calibri" w:hAnsi="Calibri" w:eastAsia="Calibri"/>
-          <w:b w:val="0"/>
-          <w:i w:val="0"/>
-          <w:sz w:val="22"/>
-        </w:rPr>
-        <w:t xml:space="preserve"> </w:t>
+        <w:t xml:space="preserve">2. Encyclopaedia Britannica. 'Lumière brothers.' </w:t>
       </w:r>
       <w:hyperlink r:id="rId10">
         <w:r>
           <w:rPr>
-            <w:rFonts w:ascii="Calibri" w:hAnsi="Calibri" w:eastAsia="Calibri"/>
-            <w:b w:val="0"/>
-            <w:i w:val="0"/>
-            <w:sz w:val="22"/>
-            <w:color w:val="0563C1"/>
-            <w:u w:val="single"/>
+            <w:sz w:val="20"/>
           </w:rPr>
           <w:t>https://www.britannica.com/biography/Lumiere-brothers</w:t>
         </w:r>
       </w:hyperlink>
-    </w:p>
-    <w:p>
-      <w:pPr>
-        <w:keepNext/>
-        <w:spacing w:before="240" w:after="120"/>
-      </w:pPr>
       <w:r>
         <w:rPr>
-          <w:rFonts w:ascii="Calibri" w:hAnsi="Calibri" w:eastAsia="Calibri"/>
-          <w:b/>
-          <w:i w:val="0"/>
-          <w:color w:val="004E8C"/>
-          <w:sz w:val="24"/>
+          <w:sz w:val="20"/>
         </w:rPr>
-        <w:t>D. Музейлердин, архивдердин жана китепканалардын материалдары</w:t>
       </w:r>
     </w:p>
     <w:p>
       <w:pPr>
-        <w:spacing w:after="80"/>
-        <w:ind w:left="360"/>
+        <w:pStyle w:val="Heading2"/>
+        <w:widowControl/>
       </w:pPr>
       <w:r>
         <w:rPr>
-          <w:rFonts w:ascii="Calibri" w:hAnsi="Calibri" w:eastAsia="Calibri"/>
-          <w:b w:val="0"/>
-          <w:i w:val="0"/>
-          <w:sz w:val="22"/>
+          <w:sz w:val="20"/>
         </w:rPr>
-        <w:t>1. Museum of Modern Art (MoMA). Кино жыйнагы жана кино тарыхы боюнча материалдар.</w:t>
+        <w:t>Музейлердин, архивдердин жана китепканалардын материалдары</w:t>
       </w:r>
+    </w:p>
+    <w:p>
+      <w:pPr>
+        <w:widowControl/>
+      </w:pPr>
       <w:r>
         <w:rPr>
-          <w:rFonts w:ascii="Calibri" w:hAnsi="Calibri" w:eastAsia="Calibri"/>
-          <w:b w:val="0"/>
-          <w:i w:val="0"/>
-          <w:sz w:val="22"/>
+          <w:sz w:val="20"/>
         </w:rPr>
-        <w:t xml:space="preserve"> </w:t>
+        <w:t xml:space="preserve">1. Museum of Modern Art (MoMA). Film collection and cinema history resources. </w:t>
       </w:r>
       <w:hyperlink r:id="rId11">
         <w:r>
           <w:rPr>
-            <w:rFonts w:ascii="Calibri" w:hAnsi="Calibri" w:eastAsia="Calibri"/>
-            <w:b w:val="0"/>
-            <w:i w:val="0"/>
-            <w:sz w:val="22"/>
-            <w:color w:val="0563C1"/>
-            <w:u w:val="single"/>
+            <w:sz w:val="20"/>
           </w:rPr>
           <w:t>https://www.moma.org/collection/</w:t>
         </w:r>
       </w:hyperlink>
+      <w:r>
+        <w:rPr>
+          <w:sz w:val="20"/>
+        </w:rPr>
+      </w:r>
     </w:p>
     <w:p>
       <w:pPr>
-        <w:spacing w:after="80"/>
-        <w:ind w:left="360"/>
+        <w:widowControl/>
       </w:pPr>
       <w:r>
         <w:rPr>
-          <w:rFonts w:ascii="Calibri" w:hAnsi="Calibri" w:eastAsia="Calibri"/>
-          <w:b w:val="0"/>
-          <w:i w:val="0"/>
-          <w:sz w:val="22"/>
+          <w:sz w:val="20"/>
         </w:rPr>
-        <w:t>2. Science Museum (London). Алгачкы кино жана кыймылдуу сүрөт технологиясы.</w:t>
-      </w:r>
-      <w:r>
-        <w:rPr>
-          <w:rFonts w:ascii="Calibri" w:hAnsi="Calibri" w:eastAsia="Calibri"/>
-          <w:b w:val="0"/>
-          <w:i w:val="0"/>
-          <w:sz w:val="22"/>
-        </w:rPr>
-        <w:t xml:space="preserve"> </w:t>
+        <w:t xml:space="preserve">2. Science Museum (London). Early cinema and moving-image technology. </w:t>
       </w:r>
       <w:hyperlink r:id="rId12">
         <w:r>
           <w:rPr>
-            <w:rFonts w:ascii="Calibri" w:hAnsi="Calibri" w:eastAsia="Calibri"/>
-            <w:b w:val="0"/>
-            <w:i w:val="0"/>
-            <w:sz w:val="22"/>
-            <w:color w:val="0563C1"/>
-            <w:u w:val="single"/>
+            <w:sz w:val="20"/>
           </w:rPr>
           <w:t>https://www.sciencemuseum.org.uk/objects-and-stories</w:t>
         </w:r>
       </w:hyperlink>
+      <w:r>
+        <w:rPr>
+          <w:sz w:val="20"/>
+        </w:rPr>
+      </w:r>
     </w:p>
     <w:sectPr>
-      <w:pgSz w:w="12240" w:h="15840"/>
-      <w:pgMar w:top="1296" w:right="1440" w:bottom="1296" w:left="1440" w:header="720" w:footer="720" w:gutter="0"/>
+      <w:footerReference w:type="default" r:id="rId13"/>
+      <w:pgSz w:w="11906" w:h="16838"/>
+      <w:pgMar w:top="1020" w:right="1134" w:bottom="1020" w:left="1134" w:header="720" w:footer="720" w:gutter="0"/>
       <w:cols w:space="720"/>
       <w:docGrid w:linePitch="360"/>
     </w:sectPr>
   </w:body>
 </w:document>
+</file>
+
+<file path=word/footer1.xml><?xml version="1.0" encoding="utf-8"?>
+<w:ftr xmlns:m="http://schemas.openxmlformats.org/officeDocument/2006/math" xmlns:mc="http://schemas.openxmlformats.org/markup-compatibility/2006" xmlns:mo="http://schemas.microsoft.com/office/mac/office/2008/main" xmlns:mv="urn:schemas-microsoft-com:mac:vml" xmlns:o="urn:schemas-microsoft-com:office:office" xmlns:r="http://schemas.openxmlformats.org/officeDocument/2006/relationships" xmlns:v="urn:schemas-microsoft-com:vml" xmlns:w10="urn:schemas-microsoft-com:office:word" xmlns:w14="http://schemas.microsoft.com/office/word/2010/wordml" xmlns:w="http://schemas.openxmlformats.org/wordprocessingml/2006/main" xmlns:wne="http://schemas.microsoft.com/office/word/2006/wordml" xmlns:wp14="http://schemas.microsoft.com/office/word/2010/wordprocessingDrawing" xmlns:wp="http://schemas.openxmlformats.org/drawingml/2006/wordprocessingDrawing" xmlns:wpc="http://schemas.microsoft.com/office/word/2010/wordprocessingCanvas" xmlns:wpg="http://schemas.microsoft.com/office/word/2010/wordprocessingGroup" xmlns:wpi="http://schemas.microsoft.com/office/word/2010/wordprocessingInk" xmlns:wps="http://schemas.microsoft.com/office/word/2010/wordprocessingShape" mc:Ignorable="w14 wp14">
+  <w:p>
+    <w:pPr>
+      <w:pStyle w:val="Footer"/>
+      <w:jc w:val="right"/>
+    </w:pPr>
+    <w:fldSimple w:instr="PAGE"/>
+  </w:p>
+</w:ftr>
 </file>
 
 <file path=word/numbering.xml><?xml version="1.0" encoding="utf-8"?>
@@ -772,7 +582,7 @@
   <w:docDefaults>
     <w:rPrDefault>
       <w:rPr>
-        <w:rFonts w:asciiTheme="minorHAnsi" w:eastAsiaTheme="minorEastAsia" w:hAnsiTheme="minorHAnsi" w:cstheme="minorBidi"/>
+        <w:rFonts/>
         <w:sz w:val="22"/>
         <w:szCs w:val="22"/>
         <w:lang w:val="en-US" w:eastAsia="en-US" w:bidi="ar-SA"/>
@@ -927,6 +737,15 @@
     <w:name w:val="Normal"/>
     <w:qFormat/>
     <w:rsid w:val="00FC693F"/>
+    <w:pPr>
+      <w:spacing w:after="120" w:line="259" w:lineRule="auto"/>
+    </w:pPr>
+    <w:rPr>
+      <w:rFonts w:ascii="Times New Roman" w:hAnsi="Times New Roman"/>
+      <w:color w:val="000000"/>
+      <w:sz w:val="24"/>
+      <w:lang w:val="ky-KG"/>
+    </w:rPr>
   </w:style>
   <w:style w:type="paragraph" w:styleId="Header">
     <w:name w:val="header"/>
@@ -983,16 +802,17 @@
     <w:pPr>
       <w:keepNext/>
       <w:keepLines/>
-      <w:spacing w:before="480" w:after="0"/>
+      <w:spacing w:before="480" w:after="120" w:line="259" w:lineRule="auto"/>
       <w:outlineLvl w:val="0"/>
     </w:pPr>
     <w:rPr>
-      <w:rFonts w:asciiTheme="majorHAnsi" w:eastAsiaTheme="majorEastAsia" w:hAnsiTheme="majorHAnsi" w:cstheme="majorBidi"/>
+      <w:rFonts w:ascii="Times New Roman" w:hAnsi="Times New Roman"/>
       <w:b/>
       <w:bCs/>
-      <w:color w:val="365F91" w:themeColor="accent1" w:themeShade="BF"/>
-      <w:sz w:val="28"/>
+      <w:color w:val="000000"/>
+      <w:sz w:val="26"/>
       <w:szCs w:val="28"/>
+      <w:lang w:val="ky-KG"/>
     </w:rPr>
   </w:style>
   <w:style w:type="paragraph" w:styleId="Heading2">
@@ -1007,16 +827,17 @@
     <w:pPr>
       <w:keepNext/>
       <w:keepLines/>
-      <w:spacing w:before="200" w:after="0"/>
+      <w:spacing w:before="200" w:after="120" w:line="259" w:lineRule="auto"/>
       <w:outlineLvl w:val="1"/>
     </w:pPr>
     <w:rPr>
-      <w:rFonts w:asciiTheme="majorHAnsi" w:eastAsiaTheme="majorEastAsia" w:hAnsiTheme="majorHAnsi" w:cstheme="majorBidi"/>
+      <w:rFonts w:ascii="Times New Roman" w:hAnsi="Times New Roman"/>
       <w:b/>
       <w:bCs/>
-      <w:color w:val="4F81BD" w:themeColor="accent1"/>
+      <w:color w:val="000000"/>
       <w:sz w:val="26"/>
       <w:szCs w:val="26"/>
+      <w:lang w:val="ky-KG"/>
     </w:rPr>
   </w:style>
   <w:style w:type="paragraph" w:styleId="Heading3">
@@ -1035,7 +856,7 @@
       <w:outlineLvl w:val="2"/>
     </w:pPr>
     <w:rPr>
-      <w:rFonts w:asciiTheme="majorHAnsi" w:eastAsiaTheme="majorEastAsia" w:hAnsiTheme="majorHAnsi" w:cstheme="majorBidi"/>
+      <w:rFonts/>
       <w:b/>
       <w:bCs/>
       <w:color w:val="4F81BD" w:themeColor="accent1"/>
@@ -1058,7 +879,7 @@
       <w:outlineLvl w:val="3"/>
     </w:pPr>
     <w:rPr>
-      <w:rFonts w:asciiTheme="majorHAnsi" w:eastAsiaTheme="majorEastAsia" w:hAnsiTheme="majorHAnsi" w:cstheme="majorBidi"/>
+      <w:rFonts/>
       <w:b/>
       <w:bCs/>
       <w:i/>
@@ -1083,7 +904,7 @@
       <w:outlineLvl w:val="4"/>
     </w:pPr>
     <w:rPr>
-      <w:rFonts w:asciiTheme="majorHAnsi" w:eastAsiaTheme="majorEastAsia" w:hAnsiTheme="majorHAnsi" w:cstheme="majorBidi"/>
+      <w:rFonts/>
       <w:color w:val="243F60" w:themeColor="accent1" w:themeShade="7F"/>
     </w:rPr>
   </w:style>
@@ -1104,7 +925,7 @@
       <w:outlineLvl w:val="5"/>
     </w:pPr>
     <w:rPr>
-      <w:rFonts w:asciiTheme="majorHAnsi" w:eastAsiaTheme="majorEastAsia" w:hAnsiTheme="majorHAnsi" w:cstheme="majorBidi"/>
+      <w:rFonts/>
       <w:i/>
       <w:iCs/>
       <w:color w:val="243F60" w:themeColor="accent1" w:themeShade="7F"/>
@@ -1127,7 +948,7 @@
       <w:outlineLvl w:val="6"/>
     </w:pPr>
     <w:rPr>
-      <w:rFonts w:asciiTheme="majorHAnsi" w:eastAsiaTheme="majorEastAsia" w:hAnsiTheme="majorHAnsi" w:cstheme="majorBidi"/>
+      <w:rFonts/>
       <w:i/>
       <w:iCs/>
       <w:color w:val="404040" w:themeColor="text1" w:themeTint="BF"/>
@@ -1150,7 +971,7 @@
       <w:outlineLvl w:val="7"/>
     </w:pPr>
     <w:rPr>
-      <w:rFonts w:asciiTheme="majorHAnsi" w:eastAsiaTheme="majorEastAsia" w:hAnsiTheme="majorHAnsi" w:cstheme="majorBidi"/>
+      <w:rFonts/>
       <w:color w:val="4F81BD" w:themeColor="accent1"/>
       <w:sz w:val="20"/>
       <w:szCs w:val="20"/>
@@ -1173,7 +994,7 @@
       <w:outlineLvl w:val="8"/>
     </w:pPr>
     <w:rPr>
-      <w:rFonts w:asciiTheme="majorHAnsi" w:eastAsiaTheme="majorEastAsia" w:hAnsiTheme="majorHAnsi" w:cstheme="majorBidi"/>
+      <w:rFonts/>
       <w:i/>
       <w:iCs/>
       <w:color w:val="404040" w:themeColor="text1" w:themeTint="BF"/>
@@ -1224,7 +1045,7 @@
     <w:uiPriority w:val="9"/>
     <w:rsid w:val="00FC693F"/>
     <w:rPr>
-      <w:rFonts w:asciiTheme="majorHAnsi" w:eastAsiaTheme="majorEastAsia" w:hAnsiTheme="majorHAnsi" w:cstheme="majorBidi"/>
+      <w:rFonts/>
       <w:b/>
       <w:bCs/>
       <w:color w:val="365F91" w:themeColor="accent1" w:themeShade="BF"/>
@@ -1239,7 +1060,7 @@
     <w:uiPriority w:val="9"/>
     <w:rsid w:val="00FC693F"/>
     <w:rPr>
-      <w:rFonts w:asciiTheme="majorHAnsi" w:eastAsiaTheme="majorEastAsia" w:hAnsiTheme="majorHAnsi" w:cstheme="majorBidi"/>
+      <w:rFonts/>
       <w:b/>
       <w:bCs/>
       <w:color w:val="4F81BD" w:themeColor="accent1"/>
@@ -1254,7 +1075,7 @@
     <w:uiPriority w:val="9"/>
     <w:rsid w:val="00FC693F"/>
     <w:rPr>
-      <w:rFonts w:asciiTheme="majorHAnsi" w:eastAsiaTheme="majorEastAsia" w:hAnsiTheme="majorHAnsi" w:cstheme="majorBidi"/>
+      <w:rFonts/>
       <w:b/>
       <w:bCs/>
       <w:color w:val="4F81BD" w:themeColor="accent1"/>
@@ -1269,19 +1090,17 @@
     <w:qFormat/>
     <w:rsid w:val="00FC693F"/>
     <w:pPr>
-      <w:pBdr>
-        <w:bottom w:val="single" w:sz="8" w:space="4" w:color="4F81BD" w:themeColor="accent1"/>
-      </w:pBdr>
-      <w:spacing w:after="300" w:line="240" w:lineRule="auto"/>
+      <w:spacing w:after="120" w:line="259" w:lineRule="auto"/>
       <w:contextualSpacing/>
     </w:pPr>
     <w:rPr>
-      <w:rFonts w:asciiTheme="majorHAnsi" w:eastAsiaTheme="majorEastAsia" w:hAnsiTheme="majorHAnsi" w:cstheme="majorBidi"/>
-      <w:color w:val="17365D" w:themeColor="text2" w:themeShade="BF"/>
+      <w:rFonts w:ascii="Times New Roman" w:hAnsi="Times New Roman"/>
+      <w:color w:val="000000"/>
       <w:spacing w:val="5"/>
       <w:kern w:val="28"/>
-      <w:sz w:val="52"/>
+      <w:sz w:val="40"/>
       <w:szCs w:val="52"/>
+      <w:lang w:val="ky-KG"/>
     </w:rPr>
   </w:style>
   <w:style w:type="character" w:customStyle="1" w:styleId="TitleChar">
@@ -1291,7 +1110,7 @@
     <w:uiPriority w:val="10"/>
     <w:rsid w:val="00FC693F"/>
     <w:rPr>
-      <w:rFonts w:asciiTheme="majorHAnsi" w:eastAsiaTheme="majorEastAsia" w:hAnsiTheme="majorHAnsi" w:cstheme="majorBidi"/>
+      <w:rFonts/>
       <w:color w:val="17365D" w:themeColor="text2" w:themeShade="BF"/>
       <w:spacing w:val="5"/>
       <w:kern w:val="28"/>
@@ -1313,7 +1132,7 @@
       </w:numPr>
     </w:pPr>
     <w:rPr>
-      <w:rFonts w:asciiTheme="majorHAnsi" w:eastAsiaTheme="majorEastAsia" w:hAnsiTheme="majorHAnsi" w:cstheme="majorBidi"/>
+      <w:rFonts/>
       <w:i/>
       <w:iCs/>
       <w:color w:val="4F81BD" w:themeColor="accent1"/>
@@ -1329,7 +1148,7 @@
     <w:uiPriority w:val="11"/>
     <w:rsid w:val="00FC693F"/>
     <w:rPr>
-      <w:rFonts w:asciiTheme="majorHAnsi" w:eastAsiaTheme="majorEastAsia" w:hAnsiTheme="majorHAnsi" w:cstheme="majorBidi"/>
+      <w:rFonts/>
       <w:i/>
       <w:iCs/>
       <w:color w:val="4F81BD" w:themeColor="accent1"/>
@@ -1454,8 +1273,15 @@
       <w:numPr>
         <w:numId w:val="1"/>
       </w:numPr>
+      <w:spacing w:after="120" w:line="259" w:lineRule="auto"/>
       <w:contextualSpacing/>
     </w:pPr>
+    <w:rPr>
+      <w:rFonts w:ascii="Times New Roman" w:hAnsi="Times New Roman"/>
+      <w:color w:val="000000"/>
+      <w:sz w:val="24"/>
+      <w:lang w:val="ky-KG"/>
+    </w:rPr>
   </w:style>
   <w:style w:type="paragraph" w:styleId="ListBullet2">
     <w:name w:val="List Bullet 2"/>
@@ -1627,7 +1453,7 @@
     <w:semiHidden/>
     <w:rsid w:val="00FC693F"/>
     <w:rPr>
-      <w:rFonts w:asciiTheme="majorHAnsi" w:eastAsiaTheme="majorEastAsia" w:hAnsiTheme="majorHAnsi" w:cstheme="majorBidi"/>
+      <w:rFonts/>
       <w:b/>
       <w:bCs/>
       <w:i/>
@@ -1643,7 +1469,7 @@
     <w:semiHidden/>
     <w:rsid w:val="00FC693F"/>
     <w:rPr>
-      <w:rFonts w:asciiTheme="majorHAnsi" w:eastAsiaTheme="majorEastAsia" w:hAnsiTheme="majorHAnsi" w:cstheme="majorBidi"/>
+      <w:rFonts/>
       <w:color w:val="243F60" w:themeColor="accent1" w:themeShade="7F"/>
     </w:rPr>
   </w:style>
@@ -1655,7 +1481,7 @@
     <w:semiHidden/>
     <w:rsid w:val="00FC693F"/>
     <w:rPr>
-      <w:rFonts w:asciiTheme="majorHAnsi" w:eastAsiaTheme="majorEastAsia" w:hAnsiTheme="majorHAnsi" w:cstheme="majorBidi"/>
+      <w:rFonts/>
       <w:i/>
       <w:iCs/>
       <w:color w:val="243F60" w:themeColor="accent1" w:themeShade="7F"/>
@@ -1669,7 +1495,7 @@
     <w:semiHidden/>
     <w:rsid w:val="00FC693F"/>
     <w:rPr>
-      <w:rFonts w:asciiTheme="majorHAnsi" w:eastAsiaTheme="majorEastAsia" w:hAnsiTheme="majorHAnsi" w:cstheme="majorBidi"/>
+      <w:rFonts/>
       <w:i/>
       <w:iCs/>
       <w:color w:val="404040" w:themeColor="text1" w:themeTint="BF"/>
@@ -1683,7 +1509,7 @@
     <w:semiHidden/>
     <w:rsid w:val="00FC693F"/>
     <w:rPr>
-      <w:rFonts w:asciiTheme="majorHAnsi" w:eastAsiaTheme="majorEastAsia" w:hAnsiTheme="majorHAnsi" w:cstheme="majorBidi"/>
+      <w:rFonts/>
       <w:color w:val="4F81BD" w:themeColor="accent1"/>
       <w:sz w:val="20"/>
       <w:szCs w:val="20"/>
@@ -1697,7 +1523,7 @@
     <w:semiHidden/>
     <w:rsid w:val="00FC693F"/>
     <w:rPr>
-      <w:rFonts w:asciiTheme="majorHAnsi" w:eastAsiaTheme="majorEastAsia" w:hAnsiTheme="majorHAnsi" w:cstheme="majorBidi"/>
+      <w:rFonts/>
       <w:i/>
       <w:iCs/>
       <w:color w:val="404040" w:themeColor="text1" w:themeTint="BF"/>
@@ -1756,9 +1582,6 @@
     <w:qFormat/>
     <w:rsid w:val="00FC693F"/>
     <w:pPr>
-      <w:pBdr>
-        <w:bottom w:val="single" w:sz="4" w:space="4" w:color="4F81BD" w:themeColor="accent1"/>
-      </w:pBdr>
       <w:spacing w:before="200" w:after="280"/>
       <w:ind w:left="936" w:right="936"/>
     </w:pPr>
@@ -3286,7 +3109,7 @@
         <w:spacing w:before="0" w:after="0" w:line="240" w:lineRule="auto"/>
       </w:pPr>
       <w:rPr>
-        <w:rFonts w:asciiTheme="majorHAnsi" w:eastAsiaTheme="majorEastAsia" w:hAnsiTheme="majorHAnsi" w:cstheme="majorBidi"/>
+        <w:rFonts/>
         <w:b/>
         <w:bCs/>
       </w:rPr>
@@ -3307,7 +3130,7 @@
         <w:spacing w:before="0" w:after="0" w:line="240" w:lineRule="auto"/>
       </w:pPr>
       <w:rPr>
-        <w:rFonts w:asciiTheme="majorHAnsi" w:eastAsiaTheme="majorEastAsia" w:hAnsiTheme="majorHAnsi" w:cstheme="majorBidi"/>
+        <w:rFonts/>
         <w:b/>
         <w:bCs/>
       </w:rPr>
@@ -3325,14 +3148,14 @@
     </w:tblStylePr>
     <w:tblStylePr w:type="firstCol">
       <w:rPr>
-        <w:rFonts w:asciiTheme="majorHAnsi" w:eastAsiaTheme="majorEastAsia" w:hAnsiTheme="majorHAnsi" w:cstheme="majorBidi"/>
+        <w:rFonts/>
         <w:b/>
         <w:bCs/>
       </w:rPr>
     </w:tblStylePr>
     <w:tblStylePr w:type="lastCol">
       <w:rPr>
-        <w:rFonts w:asciiTheme="majorHAnsi" w:eastAsiaTheme="majorEastAsia" w:hAnsiTheme="majorHAnsi" w:cstheme="majorBidi"/>
+        <w:rFonts/>
         <w:b/>
         <w:bCs/>
       </w:rPr>
@@ -3416,7 +3239,7 @@
         <w:spacing w:before="0" w:after="0" w:line="240" w:lineRule="auto"/>
       </w:pPr>
       <w:rPr>
-        <w:rFonts w:asciiTheme="majorHAnsi" w:eastAsiaTheme="majorEastAsia" w:hAnsiTheme="majorHAnsi" w:cstheme="majorBidi"/>
+        <w:rFonts/>
         <w:b/>
         <w:bCs/>
       </w:rPr>
@@ -3437,7 +3260,7 @@
         <w:spacing w:before="0" w:after="0" w:line="240" w:lineRule="auto"/>
       </w:pPr>
       <w:rPr>
-        <w:rFonts w:asciiTheme="majorHAnsi" w:eastAsiaTheme="majorEastAsia" w:hAnsiTheme="majorHAnsi" w:cstheme="majorBidi"/>
+        <w:rFonts/>
         <w:b/>
         <w:bCs/>
       </w:rPr>
@@ -3455,14 +3278,14 @@
     </w:tblStylePr>
     <w:tblStylePr w:type="firstCol">
       <w:rPr>
-        <w:rFonts w:asciiTheme="majorHAnsi" w:eastAsiaTheme="majorEastAsia" w:hAnsiTheme="majorHAnsi" w:cstheme="majorBidi"/>
+        <w:rFonts/>
         <w:b/>
         <w:bCs/>
       </w:rPr>
     </w:tblStylePr>
     <w:tblStylePr w:type="lastCol">
       <w:rPr>
-        <w:rFonts w:asciiTheme="majorHAnsi" w:eastAsiaTheme="majorEastAsia" w:hAnsiTheme="majorHAnsi" w:cstheme="majorBidi"/>
+        <w:rFonts/>
         <w:b/>
         <w:bCs/>
       </w:rPr>
@@ -3546,7 +3369,7 @@
         <w:spacing w:before="0" w:after="0" w:line="240" w:lineRule="auto"/>
       </w:pPr>
       <w:rPr>
-        <w:rFonts w:asciiTheme="majorHAnsi" w:eastAsiaTheme="majorEastAsia" w:hAnsiTheme="majorHAnsi" w:cstheme="majorBidi"/>
+        <w:rFonts/>
         <w:b/>
         <w:bCs/>
       </w:rPr>
@@ -3567,7 +3390,7 @@
         <w:spacing w:before="0" w:after="0" w:line="240" w:lineRule="auto"/>
       </w:pPr>
       <w:rPr>
-        <w:rFonts w:asciiTheme="majorHAnsi" w:eastAsiaTheme="majorEastAsia" w:hAnsiTheme="majorHAnsi" w:cstheme="majorBidi"/>
+        <w:rFonts/>
         <w:b/>
         <w:bCs/>
       </w:rPr>
@@ -3585,14 +3408,14 @@
     </w:tblStylePr>
     <w:tblStylePr w:type="firstCol">
       <w:rPr>
-        <w:rFonts w:asciiTheme="majorHAnsi" w:eastAsiaTheme="majorEastAsia" w:hAnsiTheme="majorHAnsi" w:cstheme="majorBidi"/>
+        <w:rFonts/>
         <w:b/>
         <w:bCs/>
       </w:rPr>
     </w:tblStylePr>
     <w:tblStylePr w:type="lastCol">
       <w:rPr>
-        <w:rFonts w:asciiTheme="majorHAnsi" w:eastAsiaTheme="majorEastAsia" w:hAnsiTheme="majorHAnsi" w:cstheme="majorBidi"/>
+        <w:rFonts/>
         <w:b/>
         <w:bCs/>
       </w:rPr>
@@ -3676,7 +3499,7 @@
         <w:spacing w:before="0" w:after="0" w:line="240" w:lineRule="auto"/>
       </w:pPr>
       <w:rPr>
-        <w:rFonts w:asciiTheme="majorHAnsi" w:eastAsiaTheme="majorEastAsia" w:hAnsiTheme="majorHAnsi" w:cstheme="majorBidi"/>
+        <w:rFonts/>
         <w:b/>
         <w:bCs/>
       </w:rPr>
@@ -3697,7 +3520,7 @@
         <w:spacing w:before="0" w:after="0" w:line="240" w:lineRule="auto"/>
       </w:pPr>
       <w:rPr>
-        <w:rFonts w:asciiTheme="majorHAnsi" w:eastAsiaTheme="majorEastAsia" w:hAnsiTheme="majorHAnsi" w:cstheme="majorBidi"/>
+        <w:rFonts/>
         <w:b/>
         <w:bCs/>
       </w:rPr>
@@ -3715,14 +3538,14 @@
     </w:tblStylePr>
     <w:tblStylePr w:type="firstCol">
       <w:rPr>
-        <w:rFonts w:asciiTheme="majorHAnsi" w:eastAsiaTheme="majorEastAsia" w:hAnsiTheme="majorHAnsi" w:cstheme="majorBidi"/>
+        <w:rFonts/>
         <w:b/>
         <w:bCs/>
       </w:rPr>
     </w:tblStylePr>
     <w:tblStylePr w:type="lastCol">
       <w:rPr>
-        <w:rFonts w:asciiTheme="majorHAnsi" w:eastAsiaTheme="majorEastAsia" w:hAnsiTheme="majorHAnsi" w:cstheme="majorBidi"/>
+        <w:rFonts/>
         <w:b/>
         <w:bCs/>
       </w:rPr>
@@ -3806,7 +3629,7 @@
         <w:spacing w:before="0" w:after="0" w:line="240" w:lineRule="auto"/>
       </w:pPr>
       <w:rPr>
-        <w:rFonts w:asciiTheme="majorHAnsi" w:eastAsiaTheme="majorEastAsia" w:hAnsiTheme="majorHAnsi" w:cstheme="majorBidi"/>
+        <w:rFonts/>
         <w:b/>
         <w:bCs/>
       </w:rPr>
@@ -3827,7 +3650,7 @@
         <w:spacing w:before="0" w:after="0" w:line="240" w:lineRule="auto"/>
       </w:pPr>
       <w:rPr>
-        <w:rFonts w:asciiTheme="majorHAnsi" w:eastAsiaTheme="majorEastAsia" w:hAnsiTheme="majorHAnsi" w:cstheme="majorBidi"/>
+        <w:rFonts/>
         <w:b/>
         <w:bCs/>
       </w:rPr>
@@ -3845,14 +3668,14 @@
     </w:tblStylePr>
     <w:tblStylePr w:type="firstCol">
       <w:rPr>
-        <w:rFonts w:asciiTheme="majorHAnsi" w:eastAsiaTheme="majorEastAsia" w:hAnsiTheme="majorHAnsi" w:cstheme="majorBidi"/>
+        <w:rFonts/>
         <w:b/>
         <w:bCs/>
       </w:rPr>
     </w:tblStylePr>
     <w:tblStylePr w:type="lastCol">
       <w:rPr>
-        <w:rFonts w:asciiTheme="majorHAnsi" w:eastAsiaTheme="majorEastAsia" w:hAnsiTheme="majorHAnsi" w:cstheme="majorBidi"/>
+        <w:rFonts/>
         <w:b/>
         <w:bCs/>
       </w:rPr>
@@ -3936,7 +3759,7 @@
         <w:spacing w:before="0" w:after="0" w:line="240" w:lineRule="auto"/>
       </w:pPr>
       <w:rPr>
-        <w:rFonts w:asciiTheme="majorHAnsi" w:eastAsiaTheme="majorEastAsia" w:hAnsiTheme="majorHAnsi" w:cstheme="majorBidi"/>
+        <w:rFonts/>
         <w:b/>
         <w:bCs/>
       </w:rPr>
@@ -3957,7 +3780,7 @@
         <w:spacing w:before="0" w:after="0" w:line="240" w:lineRule="auto"/>
       </w:pPr>
       <w:rPr>
-        <w:rFonts w:asciiTheme="majorHAnsi" w:eastAsiaTheme="majorEastAsia" w:hAnsiTheme="majorHAnsi" w:cstheme="majorBidi"/>
+        <w:rFonts/>
         <w:b/>
         <w:bCs/>
       </w:rPr>
@@ -3975,14 +3798,14 @@
     </w:tblStylePr>
     <w:tblStylePr w:type="firstCol">
       <w:rPr>
-        <w:rFonts w:asciiTheme="majorHAnsi" w:eastAsiaTheme="majorEastAsia" w:hAnsiTheme="majorHAnsi" w:cstheme="majorBidi"/>
+        <w:rFonts/>
         <w:b/>
         <w:bCs/>
       </w:rPr>
     </w:tblStylePr>
     <w:tblStylePr w:type="lastCol">
       <w:rPr>
-        <w:rFonts w:asciiTheme="majorHAnsi" w:eastAsiaTheme="majorEastAsia" w:hAnsiTheme="majorHAnsi" w:cstheme="majorBidi"/>
+        <w:rFonts/>
         <w:b/>
         <w:bCs/>
       </w:rPr>
@@ -4066,7 +3889,7 @@
         <w:spacing w:before="0" w:after="0" w:line="240" w:lineRule="auto"/>
       </w:pPr>
       <w:rPr>
-        <w:rFonts w:asciiTheme="majorHAnsi" w:eastAsiaTheme="majorEastAsia" w:hAnsiTheme="majorHAnsi" w:cstheme="majorBidi"/>
+        <w:rFonts/>
         <w:b/>
         <w:bCs/>
       </w:rPr>
@@ -4087,7 +3910,7 @@
         <w:spacing w:before="0" w:after="0" w:line="240" w:lineRule="auto"/>
       </w:pPr>
       <w:rPr>
-        <w:rFonts w:asciiTheme="majorHAnsi" w:eastAsiaTheme="majorEastAsia" w:hAnsiTheme="majorHAnsi" w:cstheme="majorBidi"/>
+        <w:rFonts/>
         <w:b/>
         <w:bCs/>
       </w:rPr>
@@ -4105,14 +3928,14 @@
     </w:tblStylePr>
     <w:tblStylePr w:type="firstCol">
       <w:rPr>
-        <w:rFonts w:asciiTheme="majorHAnsi" w:eastAsiaTheme="majorEastAsia" w:hAnsiTheme="majorHAnsi" w:cstheme="majorBidi"/>
+        <w:rFonts/>
         <w:b/>
         <w:bCs/>
       </w:rPr>
     </w:tblStylePr>
     <w:tblStylePr w:type="lastCol">
       <w:rPr>
-        <w:rFonts w:asciiTheme="majorHAnsi" w:eastAsiaTheme="majorEastAsia" w:hAnsiTheme="majorHAnsi" w:cstheme="majorBidi"/>
+        <w:rFonts/>
         <w:b/>
         <w:bCs/>
       </w:rPr>
@@ -5977,7 +5800,7 @@
     </w:tblPr>
     <w:tblStylePr w:type="firstRow">
       <w:rPr>
-        <w:rFonts w:asciiTheme="majorHAnsi" w:eastAsiaTheme="majorEastAsia" w:hAnsiTheme="majorHAnsi" w:cstheme="majorBidi"/>
+        <w:rFonts/>
       </w:rPr>
       <w:tblPr/>
       <w:tcPr>
@@ -6061,7 +5884,7 @@
     </w:tblPr>
     <w:tblStylePr w:type="firstRow">
       <w:rPr>
-        <w:rFonts w:asciiTheme="majorHAnsi" w:eastAsiaTheme="majorEastAsia" w:hAnsiTheme="majorHAnsi" w:cstheme="majorBidi"/>
+        <w:rFonts/>
       </w:rPr>
       <w:tblPr/>
       <w:tcPr>
@@ -6145,7 +5968,7 @@
     </w:tblPr>
     <w:tblStylePr w:type="firstRow">
       <w:rPr>
-        <w:rFonts w:asciiTheme="majorHAnsi" w:eastAsiaTheme="majorEastAsia" w:hAnsiTheme="majorHAnsi" w:cstheme="majorBidi"/>
+        <w:rFonts/>
       </w:rPr>
       <w:tblPr/>
       <w:tcPr>
@@ -6229,7 +6052,7 @@
     </w:tblPr>
     <w:tblStylePr w:type="firstRow">
       <w:rPr>
-        <w:rFonts w:asciiTheme="majorHAnsi" w:eastAsiaTheme="majorEastAsia" w:hAnsiTheme="majorHAnsi" w:cstheme="majorBidi"/>
+        <w:rFonts/>
       </w:rPr>
       <w:tblPr/>
       <w:tcPr>
@@ -6313,7 +6136,7 @@
     </w:tblPr>
     <w:tblStylePr w:type="firstRow">
       <w:rPr>
-        <w:rFonts w:asciiTheme="majorHAnsi" w:eastAsiaTheme="majorEastAsia" w:hAnsiTheme="majorHAnsi" w:cstheme="majorBidi"/>
+        <w:rFonts/>
       </w:rPr>
       <w:tblPr/>
       <w:tcPr>
@@ -6397,7 +6220,7 @@
     </w:tblPr>
     <w:tblStylePr w:type="firstRow">
       <w:rPr>
-        <w:rFonts w:asciiTheme="majorHAnsi" w:eastAsiaTheme="majorEastAsia" w:hAnsiTheme="majorHAnsi" w:cstheme="majorBidi"/>
+        <w:rFonts/>
       </w:rPr>
       <w:tblPr/>
       <w:tcPr>
@@ -6481,7 +6304,7 @@
     </w:tblPr>
     <w:tblStylePr w:type="firstRow">
       <w:rPr>
-        <w:rFonts w:asciiTheme="majorHAnsi" w:eastAsiaTheme="majorEastAsia" w:hAnsiTheme="majorHAnsi" w:cstheme="majorBidi"/>
+        <w:rFonts/>
       </w:rPr>
       <w:tblPr/>
       <w:tcPr>
@@ -6546,7 +6369,7 @@
       <w:spacing w:after="0" w:line="240" w:lineRule="auto"/>
     </w:pPr>
     <w:rPr>
-      <w:rFonts w:asciiTheme="majorHAnsi" w:eastAsiaTheme="majorEastAsia" w:hAnsiTheme="majorHAnsi" w:cstheme="majorBidi"/>
+      <w:rFonts/>
       <w:color w:val="000000" w:themeColor="text1"/>
     </w:rPr>
     <w:tblPr>
@@ -6674,7 +6497,7 @@
       <w:spacing w:after="0" w:line="240" w:lineRule="auto"/>
     </w:pPr>
     <w:rPr>
-      <w:rFonts w:asciiTheme="majorHAnsi" w:eastAsiaTheme="majorEastAsia" w:hAnsiTheme="majorHAnsi" w:cstheme="majorBidi"/>
+      <w:rFonts/>
       <w:color w:val="000000" w:themeColor="text1"/>
     </w:rPr>
     <w:tblPr>
@@ -6802,7 +6625,7 @@
       <w:spacing w:after="0" w:line="240" w:lineRule="auto"/>
     </w:pPr>
     <w:rPr>
-      <w:rFonts w:asciiTheme="majorHAnsi" w:eastAsiaTheme="majorEastAsia" w:hAnsiTheme="majorHAnsi" w:cstheme="majorBidi"/>
+      <w:rFonts/>
       <w:color w:val="000000" w:themeColor="text1"/>
     </w:rPr>
     <w:tblPr>
@@ -6930,7 +6753,7 @@
       <w:spacing w:after="0" w:line="240" w:lineRule="auto"/>
     </w:pPr>
     <w:rPr>
-      <w:rFonts w:asciiTheme="majorHAnsi" w:eastAsiaTheme="majorEastAsia" w:hAnsiTheme="majorHAnsi" w:cstheme="majorBidi"/>
+      <w:rFonts/>
       <w:color w:val="000000" w:themeColor="text1"/>
     </w:rPr>
     <w:tblPr>
@@ -7058,7 +6881,7 @@
       <w:spacing w:after="0" w:line="240" w:lineRule="auto"/>
     </w:pPr>
     <w:rPr>
-      <w:rFonts w:asciiTheme="majorHAnsi" w:eastAsiaTheme="majorEastAsia" w:hAnsiTheme="majorHAnsi" w:cstheme="majorBidi"/>
+      <w:rFonts/>
       <w:color w:val="000000" w:themeColor="text1"/>
     </w:rPr>
     <w:tblPr>
@@ -7186,7 +7009,7 @@
       <w:spacing w:after="0" w:line="240" w:lineRule="auto"/>
     </w:pPr>
     <w:rPr>
-      <w:rFonts w:asciiTheme="majorHAnsi" w:eastAsiaTheme="majorEastAsia" w:hAnsiTheme="majorHAnsi" w:cstheme="majorBidi"/>
+      <w:rFonts/>
       <w:color w:val="000000" w:themeColor="text1"/>
     </w:rPr>
     <w:tblPr>
@@ -7314,7 +7137,7 @@
       <w:spacing w:after="0" w:line="240" w:lineRule="auto"/>
     </w:pPr>
     <w:rPr>
-      <w:rFonts w:asciiTheme="majorHAnsi" w:eastAsiaTheme="majorEastAsia" w:hAnsiTheme="majorHAnsi" w:cstheme="majorBidi"/>
+      <w:rFonts/>
       <w:color w:val="000000" w:themeColor="text1"/>
     </w:rPr>
     <w:tblPr>
@@ -7953,7 +7776,7 @@
       <w:spacing w:after="0" w:line="240" w:lineRule="auto"/>
     </w:pPr>
     <w:rPr>
-      <w:rFonts w:asciiTheme="majorHAnsi" w:eastAsiaTheme="majorEastAsia" w:hAnsiTheme="majorHAnsi" w:cstheme="majorBidi"/>
+      <w:rFonts/>
       <w:color w:val="000000" w:themeColor="text1"/>
     </w:rPr>
     <w:tblPr>
@@ -8078,7 +7901,7 @@
       <w:spacing w:after="0" w:line="240" w:lineRule="auto"/>
     </w:pPr>
     <w:rPr>
-      <w:rFonts w:asciiTheme="majorHAnsi" w:eastAsiaTheme="majorEastAsia" w:hAnsiTheme="majorHAnsi" w:cstheme="majorBidi"/>
+      <w:rFonts/>
       <w:color w:val="000000" w:themeColor="text1"/>
     </w:rPr>
     <w:tblPr>
@@ -8203,7 +8026,7 @@
       <w:spacing w:after="0" w:line="240" w:lineRule="auto"/>
     </w:pPr>
     <w:rPr>
-      <w:rFonts w:asciiTheme="majorHAnsi" w:eastAsiaTheme="majorEastAsia" w:hAnsiTheme="majorHAnsi" w:cstheme="majorBidi"/>
+      <w:rFonts/>
       <w:color w:val="000000" w:themeColor="text1"/>
     </w:rPr>
     <w:tblPr>
@@ -8328,7 +8151,7 @@
       <w:spacing w:after="0" w:line="240" w:lineRule="auto"/>
     </w:pPr>
     <w:rPr>
-      <w:rFonts w:asciiTheme="majorHAnsi" w:eastAsiaTheme="majorEastAsia" w:hAnsiTheme="majorHAnsi" w:cstheme="majorBidi"/>
+      <w:rFonts/>
       <w:color w:val="000000" w:themeColor="text1"/>
     </w:rPr>
     <w:tblPr>
@@ -8453,7 +8276,7 @@
       <w:spacing w:after="0" w:line="240" w:lineRule="auto"/>
     </w:pPr>
     <w:rPr>
-      <w:rFonts w:asciiTheme="majorHAnsi" w:eastAsiaTheme="majorEastAsia" w:hAnsiTheme="majorHAnsi" w:cstheme="majorBidi"/>
+      <w:rFonts/>
       <w:color w:val="000000" w:themeColor="text1"/>
     </w:rPr>
     <w:tblPr>
@@ -8578,7 +8401,7 @@
       <w:spacing w:after="0" w:line="240" w:lineRule="auto"/>
     </w:pPr>
     <w:rPr>
-      <w:rFonts w:asciiTheme="majorHAnsi" w:eastAsiaTheme="majorEastAsia" w:hAnsiTheme="majorHAnsi" w:cstheme="majorBidi"/>
+      <w:rFonts/>
       <w:color w:val="000000" w:themeColor="text1"/>
     </w:rPr>
     <w:tblPr>
@@ -8703,7 +8526,7 @@
       <w:spacing w:after="0" w:line="240" w:lineRule="auto"/>
     </w:pPr>
     <w:rPr>
-      <w:rFonts w:asciiTheme="majorHAnsi" w:eastAsiaTheme="majorEastAsia" w:hAnsiTheme="majorHAnsi" w:cstheme="majorBidi"/>
+      <w:rFonts/>
       <w:color w:val="000000" w:themeColor="text1"/>
     </w:rPr>
     <w:tblPr>
